--- a/pdf_reports/tables_longcovid.docx
+++ b/pdf_reports/tables_longcovid.docx
@@ -11584,7 +11584,7 @@
                 <w:i w:val="0"/>
                 <w:sz w:val="18"/>
               </w:rPr>
-              <w:t>0.335</w:t>
+              <w:t>0.420</w:t>
             </w:r>
           </w:p>
         </w:tc>

--- a/pdf_reports/tables_longcovid.docx
+++ b/pdf_reports/tables_longcovid.docx
@@ -11687,6 +11687,312 @@
                 <w:sz w:val="18"/>
               </w:rPr>
               <w:t>0.702</w:t>
+            </w:r>
+          </w:p>
+        </w:tc>
+      </w:tr>
+      <w:tr>
+        <w:tc>
+          <w:tcPr>
+            <w:tcW w:type="dxa" w:w="1984"/>
+            <w:vAlign w:val="center"/>
+          </w:tcPr>
+          <w:p>
+            <w:pPr>
+              <w:jc w:val="left"/>
+            </w:pPr>
+            <w:r>
+              <w:rPr>
+                <w:rFonts w:ascii="Arial" w:hAnsi="Arial"/>
+                <w:b/>
+                <w:i w:val="0"/>
+                <w:sz w:val="18"/>
+              </w:rPr>
+              <w:t>Ancestry EUR</w:t>
+            </w:r>
+          </w:p>
+        </w:tc>
+        <w:tc>
+          <w:tcPr>
+            <w:tcW w:type="dxa" w:w="2551"/>
+            <w:vAlign w:val="center"/>
+          </w:tcPr>
+          <w:p>
+            <w:pPr>
+              <w:jc w:val="left"/>
+            </w:pPr>
+            <w:r>
+              <w:rPr>
+                <w:rFonts w:ascii="Arial" w:hAnsi="Arial"/>
+                <w:b/>
+                <w:i w:val="0"/>
+                <w:sz w:val="18"/>
+              </w:rPr>
+              <w:t>0.54 (0.13)</w:t>
+            </w:r>
+          </w:p>
+        </w:tc>
+        <w:tc>
+          <w:tcPr>
+            <w:tcW w:type="dxa" w:w="1417"/>
+            <w:vAlign w:val="center"/>
+          </w:tcPr>
+          <w:p>
+            <w:pPr>
+              <w:jc w:val="center"/>
+            </w:pPr>
+            <w:r>
+              <w:rPr>
+                <w:rFonts w:ascii="Arial" w:hAnsi="Arial"/>
+                <w:b w:val="0"/>
+                <w:i w:val="0"/>
+                <w:sz w:val="18"/>
+              </w:rPr>
+              <w:t>0.55 (0.15)</w:t>
+            </w:r>
+          </w:p>
+        </w:tc>
+        <w:tc>
+          <w:tcPr>
+            <w:tcW w:type="dxa" w:w="1417"/>
+            <w:vAlign w:val="center"/>
+          </w:tcPr>
+          <w:p>
+            <w:pPr>
+              <w:jc w:val="center"/>
+            </w:pPr>
+            <w:r>
+              <w:rPr>
+                <w:rFonts w:ascii="Arial" w:hAnsi="Arial"/>
+                <w:b w:val="0"/>
+                <w:i w:val="0"/>
+                <w:sz w:val="18"/>
+              </w:rPr>
+              <w:t>0.54 (0.13)</w:t>
+            </w:r>
+          </w:p>
+        </w:tc>
+        <w:tc>
+          <w:tcPr>
+            <w:tcW w:type="dxa" w:w="1134"/>
+            <w:vAlign w:val="center"/>
+          </w:tcPr>
+          <w:p>
+            <w:pPr>
+              <w:jc w:val="center"/>
+            </w:pPr>
+            <w:r>
+              <w:rPr>
+                <w:rFonts w:ascii="Arial" w:hAnsi="Arial"/>
+                <w:b w:val="0"/>
+                <w:i w:val="0"/>
+                <w:sz w:val="18"/>
+              </w:rPr>
+              <w:t>0.533</w:t>
+            </w:r>
+          </w:p>
+        </w:tc>
+      </w:tr>
+      <w:tr>
+        <w:tc>
+          <w:tcPr>
+            <w:tcW w:type="dxa" w:w="1984"/>
+            <w:vAlign w:val="center"/>
+          </w:tcPr>
+          <w:p>
+            <w:pPr>
+              <w:jc w:val="left"/>
+            </w:pPr>
+            <w:r>
+              <w:rPr>
+                <w:rFonts w:ascii="Arial" w:hAnsi="Arial"/>
+                <w:b/>
+                <w:i w:val="0"/>
+                <w:sz w:val="18"/>
+              </w:rPr>
+              <w:t>Ancestry MAP</w:t>
+            </w:r>
+          </w:p>
+        </w:tc>
+        <w:tc>
+          <w:tcPr>
+            <w:tcW w:type="dxa" w:w="2551"/>
+            <w:vAlign w:val="center"/>
+          </w:tcPr>
+          <w:p>
+            <w:pPr>
+              <w:jc w:val="left"/>
+            </w:pPr>
+            <w:r>
+              <w:rPr>
+                <w:rFonts w:ascii="Arial" w:hAnsi="Arial"/>
+                <w:b/>
+                <w:i w:val="0"/>
+                <w:sz w:val="18"/>
+              </w:rPr>
+              <w:t>0.32 (0.13)</w:t>
+            </w:r>
+          </w:p>
+        </w:tc>
+        <w:tc>
+          <w:tcPr>
+            <w:tcW w:type="dxa" w:w="1417"/>
+            <w:vAlign w:val="center"/>
+          </w:tcPr>
+          <w:p>
+            <w:pPr>
+              <w:jc w:val="center"/>
+            </w:pPr>
+            <w:r>
+              <w:rPr>
+                <w:rFonts w:ascii="Arial" w:hAnsi="Arial"/>
+                <w:b w:val="0"/>
+                <w:i w:val="0"/>
+                <w:sz w:val="18"/>
+              </w:rPr>
+              <w:t>0.32 (0.15)</w:t>
+            </w:r>
+          </w:p>
+        </w:tc>
+        <w:tc>
+          <w:tcPr>
+            <w:tcW w:type="dxa" w:w="1417"/>
+            <w:vAlign w:val="center"/>
+          </w:tcPr>
+          <w:p>
+            <w:pPr>
+              <w:jc w:val="center"/>
+            </w:pPr>
+            <w:r>
+              <w:rPr>
+                <w:rFonts w:ascii="Arial" w:hAnsi="Arial"/>
+                <w:b w:val="0"/>
+                <w:i w:val="0"/>
+                <w:sz w:val="18"/>
+              </w:rPr>
+              <w:t>0.32 (0.13)</w:t>
+            </w:r>
+          </w:p>
+        </w:tc>
+        <w:tc>
+          <w:tcPr>
+            <w:tcW w:type="dxa" w:w="1134"/>
+            <w:vAlign w:val="center"/>
+          </w:tcPr>
+          <w:p>
+            <w:pPr>
+              <w:jc w:val="center"/>
+            </w:pPr>
+            <w:r>
+              <w:rPr>
+                <w:rFonts w:ascii="Arial" w:hAnsi="Arial"/>
+                <w:b w:val="0"/>
+                <w:i w:val="0"/>
+                <w:sz w:val="18"/>
+              </w:rPr>
+              <w:t>0.419</w:t>
+            </w:r>
+          </w:p>
+        </w:tc>
+      </w:tr>
+      <w:tr>
+        <w:tc>
+          <w:tcPr>
+            <w:tcW w:type="dxa" w:w="1984"/>
+            <w:vAlign w:val="center"/>
+          </w:tcPr>
+          <w:p>
+            <w:pPr>
+              <w:jc w:val="left"/>
+            </w:pPr>
+            <w:r>
+              <w:rPr>
+                <w:rFonts w:ascii="Arial" w:hAnsi="Arial"/>
+                <w:b/>
+                <w:i w:val="0"/>
+                <w:sz w:val="18"/>
+              </w:rPr>
+              <w:t>Ancestry AYM</w:t>
+            </w:r>
+          </w:p>
+        </w:tc>
+        <w:tc>
+          <w:tcPr>
+            <w:tcW w:type="dxa" w:w="2551"/>
+            <w:vAlign w:val="center"/>
+          </w:tcPr>
+          <w:p>
+            <w:pPr>
+              <w:jc w:val="left"/>
+            </w:pPr>
+            <w:r>
+              <w:rPr>
+                <w:rFonts w:ascii="Arial" w:hAnsi="Arial"/>
+                <w:b/>
+                <w:i w:val="0"/>
+                <w:sz w:val="18"/>
+              </w:rPr>
+              <w:t>0.10 (0.14)</w:t>
+            </w:r>
+          </w:p>
+        </w:tc>
+        <w:tc>
+          <w:tcPr>
+            <w:tcW w:type="dxa" w:w="1417"/>
+            <w:vAlign w:val="center"/>
+          </w:tcPr>
+          <w:p>
+            <w:pPr>
+              <w:jc w:val="center"/>
+            </w:pPr>
+            <w:r>
+              <w:rPr>
+                <w:rFonts w:ascii="Arial" w:hAnsi="Arial"/>
+                <w:b w:val="0"/>
+                <w:i w:val="0"/>
+                <w:sz w:val="18"/>
+              </w:rPr>
+              <w:t>0.10 (0.15)</w:t>
+            </w:r>
+          </w:p>
+        </w:tc>
+        <w:tc>
+          <w:tcPr>
+            <w:tcW w:type="dxa" w:w="1417"/>
+            <w:vAlign w:val="center"/>
+          </w:tcPr>
+          <w:p>
+            <w:pPr>
+              <w:jc w:val="center"/>
+            </w:pPr>
+            <w:r>
+              <w:rPr>
+                <w:rFonts w:ascii="Arial" w:hAnsi="Arial"/>
+                <w:b w:val="0"/>
+                <w:i w:val="0"/>
+                <w:sz w:val="18"/>
+              </w:rPr>
+              <w:t>0.10 (0.14)</w:t>
+            </w:r>
+          </w:p>
+        </w:tc>
+        <w:tc>
+          <w:tcPr>
+            <w:tcW w:type="dxa" w:w="1134"/>
+            <w:vAlign w:val="center"/>
+          </w:tcPr>
+          <w:p>
+            <w:pPr>
+              <w:jc w:val="center"/>
+            </w:pPr>
+            <w:r>
+              <w:rPr>
+                <w:rFonts w:ascii="Arial" w:hAnsi="Arial"/>
+                <w:b w:val="0"/>
+                <w:i w:val="0"/>
+                <w:sz w:val="18"/>
+              </w:rPr>
+              <w:t>0.335</w:t>
             </w:r>
           </w:p>
         </w:tc>

--- a/pdf_reports/tables_longcovid.docx
+++ b/pdf_reports/tables_longcovid.docx
@@ -11524,7 +11524,7 @@
                 <w:i w:val="0"/>
                 <w:sz w:val="18"/>
               </w:rPr>
-              <w:t>0.43 (0.14)</w:t>
+              <w:t>Total (n=1505)</w:t>
             </w:r>
           </w:p>
         </w:tc>
@@ -11544,7 +11544,7 @@
                 <w:i w:val="0"/>
                 <w:sz w:val="18"/>
               </w:rPr>
-              <w:t>0.43 (0.15)</w:t>
+              <w:t>346</w:t>
             </w:r>
           </w:p>
         </w:tc>
@@ -11564,7 +11564,7 @@
                 <w:i w:val="0"/>
                 <w:sz w:val="18"/>
               </w:rPr>
-              <w:t>0.43 (0.13)</w:t>
+              <w:t>1159</w:t>
             </w:r>
           </w:p>
         </w:tc>
@@ -11602,11 +11602,10 @@
             <w:r>
               <w:rPr>
                 <w:rFonts w:ascii="Arial" w:hAnsi="Arial"/>
-                <w:b/>
-                <w:i w:val="0"/>
-                <w:sz w:val="18"/>
-              </w:rPr>
-              <w:t>Ancestry AFR</w:t>
+                <w:b w:val="0"/>
+                <w:i w:val="0"/>
+                <w:sz w:val="18"/>
+              </w:rPr>
             </w:r>
           </w:p>
         </w:tc>
@@ -11622,11 +11621,11 @@
             <w:r>
               <w:rPr>
                 <w:rFonts w:ascii="Arial" w:hAnsi="Arial"/>
-                <w:b/>
-                <w:i w:val="0"/>
-                <w:sz w:val="18"/>
-              </w:rPr>
-              <w:t>0.01 (0.01)</w:t>
+                <w:b w:val="0"/>
+                <w:i w:val="0"/>
+                <w:sz w:val="18"/>
+              </w:rPr>
+              <w:t xml:space="preserve">  0.43 (0.14)</w:t>
             </w:r>
           </w:p>
         </w:tc>
@@ -11646,7 +11645,7 @@
                 <w:i w:val="0"/>
                 <w:sz w:val="18"/>
               </w:rPr>
-              <w:t>0.01 (0.02)</w:t>
+              <w:t>0.43 (0.15)</w:t>
             </w:r>
           </w:p>
         </w:tc>
@@ -11666,7 +11665,7 @@
                 <w:i w:val="0"/>
                 <w:sz w:val="18"/>
               </w:rPr>
-              <w:t>0.01 (0.01)</w:t>
+              <w:t>0.43 (0.13)</w:t>
             </w:r>
           </w:p>
         </w:tc>
@@ -11686,7 +11685,6 @@
                 <w:i w:val="0"/>
                 <w:sz w:val="18"/>
               </w:rPr>
-              <w:t>0.702</w:t>
             </w:r>
           </w:p>
         </w:tc>
@@ -11708,7 +11706,7 @@
                 <w:i w:val="0"/>
                 <w:sz w:val="18"/>
               </w:rPr>
-              <w:t>Ancestry EUR</w:t>
+              <w:t>Ancestry AFR</w:t>
             </w:r>
           </w:p>
         </w:tc>
@@ -11728,7 +11726,7 @@
                 <w:i w:val="0"/>
                 <w:sz w:val="18"/>
               </w:rPr>
-              <w:t>0.54 (0.13)</w:t>
+              <w:t>Total (n=1505)</w:t>
             </w:r>
           </w:p>
         </w:tc>
@@ -11748,7 +11746,7 @@
                 <w:i w:val="0"/>
                 <w:sz w:val="18"/>
               </w:rPr>
-              <w:t>0.55 (0.15)</w:t>
+              <w:t>346</w:t>
             </w:r>
           </w:p>
         </w:tc>
@@ -11768,7 +11766,7 @@
                 <w:i w:val="0"/>
                 <w:sz w:val="18"/>
               </w:rPr>
-              <w:t>0.54 (0.13)</w:t>
+              <w:t>1159</w:t>
             </w:r>
           </w:p>
         </w:tc>
@@ -11788,7 +11786,7 @@
                 <w:i w:val="0"/>
                 <w:sz w:val="18"/>
               </w:rPr>
-              <w:t>0.533</w:t>
+              <w:t>0.702</w:t>
             </w:r>
           </w:p>
         </w:tc>
@@ -11806,11 +11804,10 @@
             <w:r>
               <w:rPr>
                 <w:rFonts w:ascii="Arial" w:hAnsi="Arial"/>
-                <w:b/>
-                <w:i w:val="0"/>
-                <w:sz w:val="18"/>
-              </w:rPr>
-              <w:t>Ancestry MAP</w:t>
+                <w:b w:val="0"/>
+                <w:i w:val="0"/>
+                <w:sz w:val="18"/>
+              </w:rPr>
             </w:r>
           </w:p>
         </w:tc>
@@ -11826,11 +11823,11 @@
             <w:r>
               <w:rPr>
                 <w:rFonts w:ascii="Arial" w:hAnsi="Arial"/>
-                <w:b/>
-                <w:i w:val="0"/>
-                <w:sz w:val="18"/>
-              </w:rPr>
-              <w:t>0.32 (0.13)</w:t>
+                <w:b w:val="0"/>
+                <w:i w:val="0"/>
+                <w:sz w:val="18"/>
+              </w:rPr>
+              <w:t xml:space="preserve">  0.01 (0.01)</w:t>
             </w:r>
           </w:p>
         </w:tc>
@@ -11850,7 +11847,7 @@
                 <w:i w:val="0"/>
                 <w:sz w:val="18"/>
               </w:rPr>
-              <w:t>0.32 (0.15)</w:t>
+              <w:t>0.01 (0.02)</w:t>
             </w:r>
           </w:p>
         </w:tc>
@@ -11870,7 +11867,7 @@
                 <w:i w:val="0"/>
                 <w:sz w:val="18"/>
               </w:rPr>
-              <w:t>0.32 (0.13)</w:t>
+              <w:t>0.01 (0.01)</w:t>
             </w:r>
           </w:p>
         </w:tc>
@@ -11890,7 +11887,6 @@
                 <w:i w:val="0"/>
                 <w:sz w:val="18"/>
               </w:rPr>
-              <w:t>0.419</w:t>
             </w:r>
           </w:p>
         </w:tc>
@@ -11912,6 +11908,410 @@
                 <w:i w:val="0"/>
                 <w:sz w:val="18"/>
               </w:rPr>
+              <w:t>Ancestry EUR</w:t>
+            </w:r>
+          </w:p>
+        </w:tc>
+        <w:tc>
+          <w:tcPr>
+            <w:tcW w:type="dxa" w:w="2551"/>
+            <w:vAlign w:val="center"/>
+          </w:tcPr>
+          <w:p>
+            <w:pPr>
+              <w:jc w:val="left"/>
+            </w:pPr>
+            <w:r>
+              <w:rPr>
+                <w:rFonts w:ascii="Arial" w:hAnsi="Arial"/>
+                <w:b/>
+                <w:i w:val="0"/>
+                <w:sz w:val="18"/>
+              </w:rPr>
+              <w:t>Total (n=1505)</w:t>
+            </w:r>
+          </w:p>
+        </w:tc>
+        <w:tc>
+          <w:tcPr>
+            <w:tcW w:type="dxa" w:w="1417"/>
+            <w:vAlign w:val="center"/>
+          </w:tcPr>
+          <w:p>
+            <w:pPr>
+              <w:jc w:val="center"/>
+            </w:pPr>
+            <w:r>
+              <w:rPr>
+                <w:rFonts w:ascii="Arial" w:hAnsi="Arial"/>
+                <w:b w:val="0"/>
+                <w:i w:val="0"/>
+                <w:sz w:val="18"/>
+              </w:rPr>
+              <w:t>346</w:t>
+            </w:r>
+          </w:p>
+        </w:tc>
+        <w:tc>
+          <w:tcPr>
+            <w:tcW w:type="dxa" w:w="1417"/>
+            <w:vAlign w:val="center"/>
+          </w:tcPr>
+          <w:p>
+            <w:pPr>
+              <w:jc w:val="center"/>
+            </w:pPr>
+            <w:r>
+              <w:rPr>
+                <w:rFonts w:ascii="Arial" w:hAnsi="Arial"/>
+                <w:b w:val="0"/>
+                <w:i w:val="0"/>
+                <w:sz w:val="18"/>
+              </w:rPr>
+              <w:t>1159</w:t>
+            </w:r>
+          </w:p>
+        </w:tc>
+        <w:tc>
+          <w:tcPr>
+            <w:tcW w:type="dxa" w:w="1134"/>
+            <w:vAlign w:val="center"/>
+          </w:tcPr>
+          <w:p>
+            <w:pPr>
+              <w:jc w:val="center"/>
+            </w:pPr>
+            <w:r>
+              <w:rPr>
+                <w:rFonts w:ascii="Arial" w:hAnsi="Arial"/>
+                <w:b w:val="0"/>
+                <w:i w:val="0"/>
+                <w:sz w:val="18"/>
+              </w:rPr>
+              <w:t>0.533</w:t>
+            </w:r>
+          </w:p>
+        </w:tc>
+      </w:tr>
+      <w:tr>
+        <w:tc>
+          <w:tcPr>
+            <w:tcW w:type="dxa" w:w="1984"/>
+            <w:vAlign w:val="center"/>
+          </w:tcPr>
+          <w:p>
+            <w:pPr>
+              <w:jc w:val="left"/>
+            </w:pPr>
+            <w:r>
+              <w:rPr>
+                <w:rFonts w:ascii="Arial" w:hAnsi="Arial"/>
+                <w:b w:val="0"/>
+                <w:i w:val="0"/>
+                <w:sz w:val="18"/>
+              </w:rPr>
+            </w:r>
+          </w:p>
+        </w:tc>
+        <w:tc>
+          <w:tcPr>
+            <w:tcW w:type="dxa" w:w="2551"/>
+            <w:vAlign w:val="center"/>
+          </w:tcPr>
+          <w:p>
+            <w:pPr>
+              <w:jc w:val="left"/>
+            </w:pPr>
+            <w:r>
+              <w:rPr>
+                <w:rFonts w:ascii="Arial" w:hAnsi="Arial"/>
+                <w:b w:val="0"/>
+                <w:i w:val="0"/>
+                <w:sz w:val="18"/>
+              </w:rPr>
+              <w:t xml:space="preserve">  0.54 (0.13)</w:t>
+            </w:r>
+          </w:p>
+        </w:tc>
+        <w:tc>
+          <w:tcPr>
+            <w:tcW w:type="dxa" w:w="1417"/>
+            <w:vAlign w:val="center"/>
+          </w:tcPr>
+          <w:p>
+            <w:pPr>
+              <w:jc w:val="center"/>
+            </w:pPr>
+            <w:r>
+              <w:rPr>
+                <w:rFonts w:ascii="Arial" w:hAnsi="Arial"/>
+                <w:b w:val="0"/>
+                <w:i w:val="0"/>
+                <w:sz w:val="18"/>
+              </w:rPr>
+              <w:t>0.55 (0.15)</w:t>
+            </w:r>
+          </w:p>
+        </w:tc>
+        <w:tc>
+          <w:tcPr>
+            <w:tcW w:type="dxa" w:w="1417"/>
+            <w:vAlign w:val="center"/>
+          </w:tcPr>
+          <w:p>
+            <w:pPr>
+              <w:jc w:val="center"/>
+            </w:pPr>
+            <w:r>
+              <w:rPr>
+                <w:rFonts w:ascii="Arial" w:hAnsi="Arial"/>
+                <w:b w:val="0"/>
+                <w:i w:val="0"/>
+                <w:sz w:val="18"/>
+              </w:rPr>
+              <w:t>0.54 (0.13)</w:t>
+            </w:r>
+          </w:p>
+        </w:tc>
+        <w:tc>
+          <w:tcPr>
+            <w:tcW w:type="dxa" w:w="1134"/>
+            <w:vAlign w:val="center"/>
+          </w:tcPr>
+          <w:p>
+            <w:pPr>
+              <w:jc w:val="center"/>
+            </w:pPr>
+            <w:r>
+              <w:rPr>
+                <w:rFonts w:ascii="Arial" w:hAnsi="Arial"/>
+                <w:b w:val="0"/>
+                <w:i w:val="0"/>
+                <w:sz w:val="18"/>
+              </w:rPr>
+            </w:r>
+          </w:p>
+        </w:tc>
+      </w:tr>
+      <w:tr>
+        <w:tc>
+          <w:tcPr>
+            <w:tcW w:type="dxa" w:w="1984"/>
+            <w:vAlign w:val="center"/>
+          </w:tcPr>
+          <w:p>
+            <w:pPr>
+              <w:jc w:val="left"/>
+            </w:pPr>
+            <w:r>
+              <w:rPr>
+                <w:rFonts w:ascii="Arial" w:hAnsi="Arial"/>
+                <w:b/>
+                <w:i w:val="0"/>
+                <w:sz w:val="18"/>
+              </w:rPr>
+              <w:t>Ancestry MAP</w:t>
+            </w:r>
+          </w:p>
+        </w:tc>
+        <w:tc>
+          <w:tcPr>
+            <w:tcW w:type="dxa" w:w="2551"/>
+            <w:vAlign w:val="center"/>
+          </w:tcPr>
+          <w:p>
+            <w:pPr>
+              <w:jc w:val="left"/>
+            </w:pPr>
+            <w:r>
+              <w:rPr>
+                <w:rFonts w:ascii="Arial" w:hAnsi="Arial"/>
+                <w:b/>
+                <w:i w:val="0"/>
+                <w:sz w:val="18"/>
+              </w:rPr>
+              <w:t>Total (n=1505)</w:t>
+            </w:r>
+          </w:p>
+        </w:tc>
+        <w:tc>
+          <w:tcPr>
+            <w:tcW w:type="dxa" w:w="1417"/>
+            <w:vAlign w:val="center"/>
+          </w:tcPr>
+          <w:p>
+            <w:pPr>
+              <w:jc w:val="center"/>
+            </w:pPr>
+            <w:r>
+              <w:rPr>
+                <w:rFonts w:ascii="Arial" w:hAnsi="Arial"/>
+                <w:b w:val="0"/>
+                <w:i w:val="0"/>
+                <w:sz w:val="18"/>
+              </w:rPr>
+              <w:t>346</w:t>
+            </w:r>
+          </w:p>
+        </w:tc>
+        <w:tc>
+          <w:tcPr>
+            <w:tcW w:type="dxa" w:w="1417"/>
+            <w:vAlign w:val="center"/>
+          </w:tcPr>
+          <w:p>
+            <w:pPr>
+              <w:jc w:val="center"/>
+            </w:pPr>
+            <w:r>
+              <w:rPr>
+                <w:rFonts w:ascii="Arial" w:hAnsi="Arial"/>
+                <w:b w:val="0"/>
+                <w:i w:val="0"/>
+                <w:sz w:val="18"/>
+              </w:rPr>
+              <w:t>1159</w:t>
+            </w:r>
+          </w:p>
+        </w:tc>
+        <w:tc>
+          <w:tcPr>
+            <w:tcW w:type="dxa" w:w="1134"/>
+            <w:vAlign w:val="center"/>
+          </w:tcPr>
+          <w:p>
+            <w:pPr>
+              <w:jc w:val="center"/>
+            </w:pPr>
+            <w:r>
+              <w:rPr>
+                <w:rFonts w:ascii="Arial" w:hAnsi="Arial"/>
+                <w:b w:val="0"/>
+                <w:i w:val="0"/>
+                <w:sz w:val="18"/>
+              </w:rPr>
+              <w:t>0.419</w:t>
+            </w:r>
+          </w:p>
+        </w:tc>
+      </w:tr>
+      <w:tr>
+        <w:tc>
+          <w:tcPr>
+            <w:tcW w:type="dxa" w:w="1984"/>
+            <w:vAlign w:val="center"/>
+          </w:tcPr>
+          <w:p>
+            <w:pPr>
+              <w:jc w:val="left"/>
+            </w:pPr>
+            <w:r>
+              <w:rPr>
+                <w:rFonts w:ascii="Arial" w:hAnsi="Arial"/>
+                <w:b w:val="0"/>
+                <w:i w:val="0"/>
+                <w:sz w:val="18"/>
+              </w:rPr>
+            </w:r>
+          </w:p>
+        </w:tc>
+        <w:tc>
+          <w:tcPr>
+            <w:tcW w:type="dxa" w:w="2551"/>
+            <w:vAlign w:val="center"/>
+          </w:tcPr>
+          <w:p>
+            <w:pPr>
+              <w:jc w:val="left"/>
+            </w:pPr>
+            <w:r>
+              <w:rPr>
+                <w:rFonts w:ascii="Arial" w:hAnsi="Arial"/>
+                <w:b w:val="0"/>
+                <w:i w:val="0"/>
+                <w:sz w:val="18"/>
+              </w:rPr>
+              <w:t xml:space="preserve">  0.32 (0.13)</w:t>
+            </w:r>
+          </w:p>
+        </w:tc>
+        <w:tc>
+          <w:tcPr>
+            <w:tcW w:type="dxa" w:w="1417"/>
+            <w:vAlign w:val="center"/>
+          </w:tcPr>
+          <w:p>
+            <w:pPr>
+              <w:jc w:val="center"/>
+            </w:pPr>
+            <w:r>
+              <w:rPr>
+                <w:rFonts w:ascii="Arial" w:hAnsi="Arial"/>
+                <w:b w:val="0"/>
+                <w:i w:val="0"/>
+                <w:sz w:val="18"/>
+              </w:rPr>
+              <w:t>0.32 (0.15)</w:t>
+            </w:r>
+          </w:p>
+        </w:tc>
+        <w:tc>
+          <w:tcPr>
+            <w:tcW w:type="dxa" w:w="1417"/>
+            <w:vAlign w:val="center"/>
+          </w:tcPr>
+          <w:p>
+            <w:pPr>
+              <w:jc w:val="center"/>
+            </w:pPr>
+            <w:r>
+              <w:rPr>
+                <w:rFonts w:ascii="Arial" w:hAnsi="Arial"/>
+                <w:b w:val="0"/>
+                <w:i w:val="0"/>
+                <w:sz w:val="18"/>
+              </w:rPr>
+              <w:t>0.32 (0.13)</w:t>
+            </w:r>
+          </w:p>
+        </w:tc>
+        <w:tc>
+          <w:tcPr>
+            <w:tcW w:type="dxa" w:w="1134"/>
+            <w:vAlign w:val="center"/>
+          </w:tcPr>
+          <w:p>
+            <w:pPr>
+              <w:jc w:val="center"/>
+            </w:pPr>
+            <w:r>
+              <w:rPr>
+                <w:rFonts w:ascii="Arial" w:hAnsi="Arial"/>
+                <w:b w:val="0"/>
+                <w:i w:val="0"/>
+                <w:sz w:val="18"/>
+              </w:rPr>
+            </w:r>
+          </w:p>
+        </w:tc>
+      </w:tr>
+      <w:tr>
+        <w:tc>
+          <w:tcPr>
+            <w:tcW w:type="dxa" w:w="1984"/>
+            <w:vAlign w:val="center"/>
+          </w:tcPr>
+          <w:p>
+            <w:pPr>
+              <w:jc w:val="left"/>
+            </w:pPr>
+            <w:r>
+              <w:rPr>
+                <w:rFonts w:ascii="Arial" w:hAnsi="Arial"/>
+                <w:b/>
+                <w:i w:val="0"/>
+                <w:sz w:val="18"/>
+              </w:rPr>
               <w:t>Ancestry AYM</w:t>
             </w:r>
           </w:p>
@@ -11932,52 +12332,153 @@
                 <w:i w:val="0"/>
                 <w:sz w:val="18"/>
               </w:rPr>
+              <w:t>Total (n=1505)</w:t>
+            </w:r>
+          </w:p>
+        </w:tc>
+        <w:tc>
+          <w:tcPr>
+            <w:tcW w:type="dxa" w:w="1417"/>
+            <w:vAlign w:val="center"/>
+          </w:tcPr>
+          <w:p>
+            <w:pPr>
+              <w:jc w:val="center"/>
+            </w:pPr>
+            <w:r>
+              <w:rPr>
+                <w:rFonts w:ascii="Arial" w:hAnsi="Arial"/>
+                <w:b w:val="0"/>
+                <w:i w:val="0"/>
+                <w:sz w:val="18"/>
+              </w:rPr>
+              <w:t>346</w:t>
+            </w:r>
+          </w:p>
+        </w:tc>
+        <w:tc>
+          <w:tcPr>
+            <w:tcW w:type="dxa" w:w="1417"/>
+            <w:vAlign w:val="center"/>
+          </w:tcPr>
+          <w:p>
+            <w:pPr>
+              <w:jc w:val="center"/>
+            </w:pPr>
+            <w:r>
+              <w:rPr>
+                <w:rFonts w:ascii="Arial" w:hAnsi="Arial"/>
+                <w:b w:val="0"/>
+                <w:i w:val="0"/>
+                <w:sz w:val="18"/>
+              </w:rPr>
+              <w:t>1159</w:t>
+            </w:r>
+          </w:p>
+        </w:tc>
+        <w:tc>
+          <w:tcPr>
+            <w:tcW w:type="dxa" w:w="1134"/>
+            <w:vAlign w:val="center"/>
+          </w:tcPr>
+          <w:p>
+            <w:pPr>
+              <w:jc w:val="center"/>
+            </w:pPr>
+            <w:r>
+              <w:rPr>
+                <w:rFonts w:ascii="Arial" w:hAnsi="Arial"/>
+                <w:b w:val="0"/>
+                <w:i w:val="0"/>
+                <w:sz w:val="18"/>
+              </w:rPr>
+              <w:t>0.335</w:t>
+            </w:r>
+          </w:p>
+        </w:tc>
+      </w:tr>
+      <w:tr>
+        <w:tc>
+          <w:tcPr>
+            <w:tcW w:type="dxa" w:w="1984"/>
+            <w:vAlign w:val="center"/>
+          </w:tcPr>
+          <w:p>
+            <w:pPr>
+              <w:jc w:val="left"/>
+            </w:pPr>
+            <w:r>
+              <w:rPr>
+                <w:rFonts w:ascii="Arial" w:hAnsi="Arial"/>
+                <w:b w:val="0"/>
+                <w:i w:val="0"/>
+                <w:sz w:val="18"/>
+              </w:rPr>
+            </w:r>
+          </w:p>
+        </w:tc>
+        <w:tc>
+          <w:tcPr>
+            <w:tcW w:type="dxa" w:w="2551"/>
+            <w:vAlign w:val="center"/>
+          </w:tcPr>
+          <w:p>
+            <w:pPr>
+              <w:jc w:val="left"/>
+            </w:pPr>
+            <w:r>
+              <w:rPr>
+                <w:rFonts w:ascii="Arial" w:hAnsi="Arial"/>
+                <w:b w:val="0"/>
+                <w:i w:val="0"/>
+                <w:sz w:val="18"/>
+              </w:rPr>
+              <w:t xml:space="preserve">  0.10 (0.14)</w:t>
+            </w:r>
+          </w:p>
+        </w:tc>
+        <w:tc>
+          <w:tcPr>
+            <w:tcW w:type="dxa" w:w="1417"/>
+            <w:vAlign w:val="center"/>
+          </w:tcPr>
+          <w:p>
+            <w:pPr>
+              <w:jc w:val="center"/>
+            </w:pPr>
+            <w:r>
+              <w:rPr>
+                <w:rFonts w:ascii="Arial" w:hAnsi="Arial"/>
+                <w:b w:val="0"/>
+                <w:i w:val="0"/>
+                <w:sz w:val="18"/>
+              </w:rPr>
+              <w:t>0.10 (0.15)</w:t>
+            </w:r>
+          </w:p>
+        </w:tc>
+        <w:tc>
+          <w:tcPr>
+            <w:tcW w:type="dxa" w:w="1417"/>
+            <w:vAlign w:val="center"/>
+          </w:tcPr>
+          <w:p>
+            <w:pPr>
+              <w:jc w:val="center"/>
+            </w:pPr>
+            <w:r>
+              <w:rPr>
+                <w:rFonts w:ascii="Arial" w:hAnsi="Arial"/>
+                <w:b w:val="0"/>
+                <w:i w:val="0"/>
+                <w:sz w:val="18"/>
+              </w:rPr>
               <w:t>0.10 (0.14)</w:t>
             </w:r>
           </w:p>
         </w:tc>
         <w:tc>
           <w:tcPr>
-            <w:tcW w:type="dxa" w:w="1417"/>
-            <w:vAlign w:val="center"/>
-          </w:tcPr>
-          <w:p>
-            <w:pPr>
-              <w:jc w:val="center"/>
-            </w:pPr>
-            <w:r>
-              <w:rPr>
-                <w:rFonts w:ascii="Arial" w:hAnsi="Arial"/>
-                <w:b w:val="0"/>
-                <w:i w:val="0"/>
-                <w:sz w:val="18"/>
-              </w:rPr>
-              <w:t>0.10 (0.15)</w:t>
-            </w:r>
-          </w:p>
-        </w:tc>
-        <w:tc>
-          <w:tcPr>
-            <w:tcW w:type="dxa" w:w="1417"/>
-            <w:vAlign w:val="center"/>
-          </w:tcPr>
-          <w:p>
-            <w:pPr>
-              <w:jc w:val="center"/>
-            </w:pPr>
-            <w:r>
-              <w:rPr>
-                <w:rFonts w:ascii="Arial" w:hAnsi="Arial"/>
-                <w:b w:val="0"/>
-                <w:i w:val="0"/>
-                <w:sz w:val="18"/>
-              </w:rPr>
-              <w:t>0.10 (0.14)</w:t>
-            </w:r>
-          </w:p>
-        </w:tc>
-        <w:tc>
-          <w:tcPr>
             <w:tcW w:type="dxa" w:w="1134"/>
             <w:vAlign w:val="center"/>
           </w:tcPr>
@@ -11992,7 +12493,6 @@
                 <w:i w:val="0"/>
                 <w:sz w:val="18"/>
               </w:rPr>
-              <w:t>0.335</w:t>
             </w:r>
           </w:p>
         </w:tc>
